--- a/Template.docx
+++ b/Template.docx
@@ -1946,14 +1946,14 @@
         </w:rPr>
         <w:t>}}</w:t>
       </w:r>
-      <w:r>
+    </w:p>
+    <w:p>
+      <w:pPr>
+        <w:pStyle w:val="ListParagraph"/>
         <w:rPr>
           <w:rFonts w:cstheme="minorHAnsi"/>
-          <w:b/>
-          <w:bCs/>
-        </w:rPr>
-        <w:br/>
-      </w:r>
+        </w:rPr>
+      </w:pPr>
       <w:r>
         <w:rPr>
           <w:rFonts w:cstheme="minorHAnsi"/>
@@ -2020,14 +2020,16 @@
         </w:rPr>
         <w:t>}}</w:t>
       </w:r>
-      <w:r>
+    </w:p>
+    <w:p>
+      <w:pPr>
+        <w:pStyle w:val="ListParagraph"/>
         <w:rPr>
           <w:rFonts w:cstheme="minorHAnsi"/>
           <w:b/>
           <w:bCs/>
         </w:rPr>
-        <w:br/>
-      </w:r>
+      </w:pPr>
       <w:r>
         <w:rPr>
           <w:rFonts w:cstheme="minorHAnsi"/>
@@ -2092,14 +2094,14 @@
         </w:rPr>
         <w:t>}}</w:t>
       </w:r>
-      <w:r>
+    </w:p>
+    <w:p>
+      <w:pPr>
+        <w:pStyle w:val="ListParagraph"/>
         <w:rPr>
           <w:rFonts w:cstheme="minorHAnsi"/>
-          <w:b/>
-          <w:bCs/>
-        </w:rPr>
-        <w:br/>
-      </w:r>
+        </w:rPr>
+      </w:pPr>
       <w:r>
         <w:rPr>
           <w:rFonts w:cstheme="minorHAnsi"/>
@@ -2166,14 +2168,16 @@
         </w:rPr>
         <w:t>}}</w:t>
       </w:r>
-      <w:r>
+    </w:p>
+    <w:p>
+      <w:pPr>
+        <w:pStyle w:val="ListParagraph"/>
         <w:rPr>
           <w:rFonts w:cstheme="minorHAnsi"/>
           <w:b/>
           <w:bCs/>
         </w:rPr>
-        <w:br/>
-      </w:r>
+      </w:pPr>
       <w:r>
         <w:rPr>
           <w:rFonts w:cstheme="minorHAnsi"/>
@@ -2238,14 +2242,14 @@
         </w:rPr>
         <w:t>}}</w:t>
       </w:r>
-      <w:r>
+    </w:p>
+    <w:p>
+      <w:pPr>
+        <w:pStyle w:val="ListParagraph"/>
         <w:rPr>
           <w:rFonts w:cstheme="minorHAnsi"/>
-          <w:b/>
-          <w:bCs/>
-        </w:rPr>
-        <w:br/>
-      </w:r>
+        </w:rPr>
+      </w:pPr>
       <w:r>
         <w:rPr>
           <w:rFonts w:cstheme="minorHAnsi"/>
@@ -5273,6 +5277,10 @@
 </file>
 
 <file path=customXml/item1.xml><?xml version="1.0" encoding="utf-8"?>
+<b:Sources xmlns:b="http://schemas.openxmlformats.org/officeDocument/2006/bibliography" xmlns="http://schemas.openxmlformats.org/officeDocument/2006/bibliography" SelectedStyle="\APASixthEditionOfficeOnline.xsl" StyleName="APA" Version="6"/>
+</file>
+
+<file path=customXml/item2.xml><?xml version="1.0" encoding="utf-8"?>
 <ct:contentTypeSchema xmlns:ct="http://schemas.microsoft.com/office/2006/metadata/contentType" xmlns:ma="http://schemas.microsoft.com/office/2006/metadata/properties/metaAttributes" ct:_="" ma:_="" ma:contentTypeName="Document" ma:contentTypeID="0x01010097B08BEC9F9B55459CA84E521C5A5876" ma:contentTypeVersion="13" ma:contentTypeDescription="Create a new document." ma:contentTypeScope="" ma:versionID="c74a6e8f868f088680b3e8047e24d98a">
   <xsd:schema xmlns:xsd="http://www.w3.org/2001/XMLSchema" xmlns:xs="http://www.w3.org/2001/XMLSchema" xmlns:p="http://schemas.microsoft.com/office/2006/metadata/properties" xmlns:ns3="7e07e4f1-224c-4991-b3b3-8c7cdd58d92b" xmlns:ns4="1e6c397e-d526-448b-b2d2-bebe76f88a27" targetNamespace="http://schemas.microsoft.com/office/2006/metadata/properties" ma:root="true" ma:fieldsID="2ab2dc237f7cd9f5c6261f1af9c3bcbd" ns3:_="" ns4:_="">
     <xsd:import namespace="7e07e4f1-224c-4991-b3b3-8c7cdd58d92b"/>
@@ -5495,17 +5503,7 @@
 </ct:contentTypeSchema>
 </file>
 
-<file path=customXml/item2.xml><?xml version="1.0" encoding="utf-8"?>
-<b:Sources xmlns:b="http://schemas.openxmlformats.org/officeDocument/2006/bibliography" xmlns="http://schemas.openxmlformats.org/officeDocument/2006/bibliography" SelectedStyle="\APASixthEditionOfficeOnline.xsl" StyleName="APA" Version="6"/>
-</file>
-
 <file path=customXml/item3.xml><?xml version="1.0" encoding="utf-8"?>
-<p:properties xmlns:p="http://schemas.microsoft.com/office/2006/metadata/properties" xmlns:xsi="http://www.w3.org/2001/XMLSchema-instance" xmlns:pc="http://schemas.microsoft.com/office/infopath/2007/PartnerControls">
-  <documentManagement/>
-</p:properties>
-</file>
-
-<file path=customXml/item4.xml><?xml version="1.0" encoding="utf-8"?>
 <?mso-contentType ?>
 <FormTemplates xmlns="http://schemas.microsoft.com/sharepoint/v3/contenttype/forms">
   <Display>DocumentLibraryForm</Display>
@@ -5514,7 +5512,21 @@
 </FormTemplates>
 </file>
 
+<file path=customXml/item4.xml><?xml version="1.0" encoding="utf-8"?>
+<p:properties xmlns:p="http://schemas.microsoft.com/office/2006/metadata/properties" xmlns:xsi="http://www.w3.org/2001/XMLSchema-instance" xmlns:pc="http://schemas.microsoft.com/office/infopath/2007/PartnerControls">
+  <documentManagement/>
+</p:properties>
+</file>
+
 <file path=customXml/itemProps1.xml><?xml version="1.0" encoding="utf-8"?>
+<ds:datastoreItem xmlns:ds="http://schemas.openxmlformats.org/officeDocument/2006/customXml" ds:itemID="{E0B08DEB-DB8F-4595-A20B-EE5AA54F5A90}">
+  <ds:schemaRefs>
+    <ds:schemaRef ds:uri="http://schemas.openxmlformats.org/officeDocument/2006/bibliography"/>
+  </ds:schemaRefs>
+</ds:datastoreItem>
+</file>
+
+<file path=customXml/itemProps2.xml><?xml version="1.0" encoding="utf-8"?>
 <ds:datastoreItem xmlns:ds="http://schemas.openxmlformats.org/officeDocument/2006/customXml" ds:itemID="{990F26F4-6D41-4C7A-8B44-DA19B8CE4E71}">
   <ds:schemaRefs>
     <ds:schemaRef ds:uri="http://schemas.microsoft.com/office/2006/metadata/contentType"/>
@@ -5533,27 +5545,19 @@
 </ds:datastoreItem>
 </file>
 
-<file path=customXml/itemProps2.xml><?xml version="1.0" encoding="utf-8"?>
-<ds:datastoreItem xmlns:ds="http://schemas.openxmlformats.org/officeDocument/2006/customXml" ds:itemID="{E0B08DEB-DB8F-4595-A20B-EE5AA54F5A90}">
+<file path=customXml/itemProps3.xml><?xml version="1.0" encoding="utf-8"?>
+<ds:datastoreItem xmlns:ds="http://schemas.openxmlformats.org/officeDocument/2006/customXml" ds:itemID="{7CCDA22E-0909-4C7C-9B0E-9E2E77C50294}">
   <ds:schemaRefs>
-    <ds:schemaRef ds:uri="http://schemas.openxmlformats.org/officeDocument/2006/bibliography"/>
+    <ds:schemaRef ds:uri="http://schemas.microsoft.com/sharepoint/v3/contenttype/forms"/>
   </ds:schemaRefs>
 </ds:datastoreItem>
 </file>
 
-<file path=customXml/itemProps3.xml><?xml version="1.0" encoding="utf-8"?>
+<file path=customXml/itemProps4.xml><?xml version="1.0" encoding="utf-8"?>
 <ds:datastoreItem xmlns:ds="http://schemas.openxmlformats.org/officeDocument/2006/customXml" ds:itemID="{A132B886-28E3-4D6A-A123-94FFD6175DE5}">
   <ds:schemaRefs>
     <ds:schemaRef ds:uri="http://schemas.microsoft.com/office/2006/metadata/properties"/>
     <ds:schemaRef ds:uri="http://schemas.microsoft.com/office/infopath/2007/PartnerControls"/>
   </ds:schemaRefs>
 </ds:datastoreItem>
-</file>
-
-<file path=customXml/itemProps4.xml><?xml version="1.0" encoding="utf-8"?>
-<ds:datastoreItem xmlns:ds="http://schemas.openxmlformats.org/officeDocument/2006/customXml" ds:itemID="{7CCDA22E-0909-4C7C-9B0E-9E2E77C50294}">
-  <ds:schemaRefs>
-    <ds:schemaRef ds:uri="http://schemas.microsoft.com/sharepoint/v3/contenttype/forms"/>
-  </ds:schemaRefs>
-</ds:datastoreItem>
 </file>
--- a/Template.docx
+++ b/Template.docx
@@ -561,6 +561,58 @@
         <w:tblLook w:val="04A0" w:firstRow="1" w:lastRow="0" w:firstColumn="1" w:lastColumn="0" w:noHBand="0" w:noVBand="1"/>
       </w:tblPr>
       <w:tblGrid>
+        <w:gridCol w:w="9350"/>
+      </w:tblGrid>
+      <w:tr>
+        <w:tc>
+          <w:tcPr>
+            <w:tcW w:w="9558" w:type="dxa"/>
+            <w:shd w:val="clear" w:color="auto" w:fill="95B3D7"/>
+          </w:tcPr>
+          <w:p>
+            <w:r>
+              <w:rPr>
+                <w:b/>
+              </w:rPr>
+              <w:t>CERTIFICATIONS</w:t>
+            </w:r>
+          </w:p>
+        </w:tc>
+      </w:tr>
+      <w:tr>
+        <w:trPr>
+          <w:trHeight w:val="629"/>
+        </w:trPr>
+        <w:tc>
+          <w:tcPr>
+            <w:tcW w:w="9558" w:type="dxa"/>
+          </w:tcPr>
+          <w:p>
+            <w:r>
+              <w:t>{{</w:t>
+            </w:r>
+            <w:r>
+              <w:t>CERTIFICATIONS</w:t>
+            </w:r>
+            <w:r>
+              <w:t>}}</w:t>
+            </w:r>
+          </w:p>
+        </w:tc>
+      </w:tr>
+    </w:tbl>
+    <w:p>
+      <w:pPr>
+        <w:spacing w:after="0" w:line="240" w:lineRule="auto"/>
+      </w:pPr>
+    </w:p>
+    <w:tbl>
+      <w:tblPr>
+        <w:tblStyle w:val="TableGrid"/>
+        <w:tblW w:w="0" w:type="auto"/>
+        <w:tblLook w:val="04A0" w:firstRow="1" w:lastRow="0" w:firstColumn="1" w:lastColumn="0" w:noHBand="0" w:noVBand="1"/>
+      </w:tblPr>
+      <w:tblGrid>
         <w:gridCol w:w="4686"/>
         <w:gridCol w:w="4664"/>
       </w:tblGrid>
@@ -1563,6 +1615,7 @@
           <w:rFonts w:ascii="Times New Roman" w:hAnsi="Times New Roman"/>
           <w:sz w:val="24"/>
         </w:rPr>
+        <w:lastRenderedPageBreak/>
         <w:t>{{Bullets5}}</w:t>
       </w:r>
       <w:r>
@@ -1711,7 +1764,6 @@
           <w:rFonts w:ascii="Times New Roman" w:hAnsi="Times New Roman"/>
           <w:sz w:val="24"/>
         </w:rPr>
-        <w:lastRenderedPageBreak/>
         <w:t>{{Bullets6}}</w:t>
       </w:r>
       <w:r>
@@ -4727,11 +4779,11 @@
   <w:style w:type="paragraph" w:default="1" w:styleId="Normal">
     <w:name w:val="Normal"/>
     <w:qFormat/>
+    <w:rsid w:val="00581EBF"/>
   </w:style>
   <w:style w:type="character" w:default="1" w:styleId="DefaultParagraphFont">
     <w:name w:val="Default Paragraph Font"/>
     <w:uiPriority w:val="1"/>
-    <w:semiHidden/>
     <w:unhideWhenUsed/>
   </w:style>
   <w:style w:type="table" w:default="1" w:styleId="TableNormal">
@@ -5277,7 +5329,12 @@
 </file>
 
 <file path=customXml/item1.xml><?xml version="1.0" encoding="utf-8"?>
-<b:Sources xmlns:b="http://schemas.openxmlformats.org/officeDocument/2006/bibliography" xmlns="http://schemas.openxmlformats.org/officeDocument/2006/bibliography" SelectedStyle="\APASixthEditionOfficeOnline.xsl" StyleName="APA" Version="6"/>
+<?mso-contentType ?>
+<FormTemplates xmlns="http://schemas.microsoft.com/sharepoint/v3/contenttype/forms">
+  <Display>DocumentLibraryForm</Display>
+  <Edit>DocumentLibraryForm</Edit>
+  <New>DocumentLibraryForm</New>
+</FormTemplates>
 </file>
 
 <file path=customXml/item2.xml><?xml version="1.0" encoding="utf-8"?>
@@ -5504,12 +5561,7 @@
 </file>
 
 <file path=customXml/item3.xml><?xml version="1.0" encoding="utf-8"?>
-<?mso-contentType ?>
-<FormTemplates xmlns="http://schemas.microsoft.com/sharepoint/v3/contenttype/forms">
-  <Display>DocumentLibraryForm</Display>
-  <Edit>DocumentLibraryForm</Edit>
-  <New>DocumentLibraryForm</New>
-</FormTemplates>
+<b:Sources xmlns:b="http://schemas.openxmlformats.org/officeDocument/2006/bibliography" xmlns="http://schemas.openxmlformats.org/officeDocument/2006/bibliography" SelectedStyle="\APASixthEditionOfficeOnline.xsl" StyleName="APA" Version="6"/>
 </file>
 
 <file path=customXml/item4.xml><?xml version="1.0" encoding="utf-8"?>
@@ -5519,9 +5571,9 @@
 </file>
 
 <file path=customXml/itemProps1.xml><?xml version="1.0" encoding="utf-8"?>
-<ds:datastoreItem xmlns:ds="http://schemas.openxmlformats.org/officeDocument/2006/customXml" ds:itemID="{E0B08DEB-DB8F-4595-A20B-EE5AA54F5A90}">
+<ds:datastoreItem xmlns:ds="http://schemas.openxmlformats.org/officeDocument/2006/customXml" ds:itemID="{7CCDA22E-0909-4C7C-9B0E-9E2E77C50294}">
   <ds:schemaRefs>
-    <ds:schemaRef ds:uri="http://schemas.openxmlformats.org/officeDocument/2006/bibliography"/>
+    <ds:schemaRef ds:uri="http://schemas.microsoft.com/sharepoint/v3/contenttype/forms"/>
   </ds:schemaRefs>
 </ds:datastoreItem>
 </file>
@@ -5546,9 +5598,9 @@
 </file>
 
 <file path=customXml/itemProps3.xml><?xml version="1.0" encoding="utf-8"?>
-<ds:datastoreItem xmlns:ds="http://schemas.openxmlformats.org/officeDocument/2006/customXml" ds:itemID="{7CCDA22E-0909-4C7C-9B0E-9E2E77C50294}">
+<ds:datastoreItem xmlns:ds="http://schemas.openxmlformats.org/officeDocument/2006/customXml" ds:itemID="{E0B08DEB-DB8F-4595-A20B-EE5AA54F5A90}">
   <ds:schemaRefs>
-    <ds:schemaRef ds:uri="http://schemas.microsoft.com/sharepoint/v3/contenttype/forms"/>
+    <ds:schemaRef ds:uri="http://schemas.openxmlformats.org/officeDocument/2006/bibliography"/>
   </ds:schemaRefs>
 </ds:datastoreItem>
 </file>
